--- a/downloads/sections/t09-l06-headsets-and-the-path-under-the-desk-ecosystem.docx
+++ b/downloads/sections/t09-l06-headsets-and-the-path-under-the-desk-ecosystem.docx
@@ -34,7 +34,7 @@
     </w:p>
     <w:p>
       <w:r>
-        <w:t>confirm. The iPad supervisor section says G711U and G711A are primary and that GSM or iLBC may be used but have not been tested. That sentence is about that app, not a blanket codec menu.. last checked 2026-10.</w:t>
+        <w:t>confirm. The iPad supervisor section says G711U and G711A are primary and that GSM or iLBC may be used but have not been tested. That sentence is about that app, not a blanket codec menu. last checked 2026-10.</w:t>
       </w:r>
     </w:p>
   </w:body>
